--- a/docx/187.Quản lý hồ sơ cá nhân, doanh nghiệp_SRS_AI_Generated.docx
+++ b/docx/187.Quản lý hồ sơ cá nhân, doanh nghiệp_SRS_AI_Generated.docx
@@ -43,7 +43,7 @@
     </w:p>
     <w:p>
       <w:r>
-        <w:t xml:space="preserve">Cho phép NSD là người dùng đã đăng nhập (cá nhân hoặc tổ chức) xem, cập nhật và hoàn thiện hồ sơ tài khoản của mình trên Cổng Pháp luật Quốc gia. Hồ sơ được trình bày dưới dạng biểu mẫu cấu trúc gồm nhiều nhóm thông tin (thông tin chung, thông tin pháp lý, giấy tờ liên quan), hỗ trợ chỉnh sửa nội tuyến (inline edit), tải lên tài liệu và theo dõi mức độ hoàn thiện hồ sơ qua thanh tiến trình. Hệ thống phân biệt hai loại hồ sơ: </w:t>
+        <w:t xml:space="preserve">Cho phép NSD là người dùng đã đăng nhập (cá nhân hoặc tổ chức) xem, cập nhật và hoàn thiện hồ sơ tài khoản của mình trên Cổng Pháp luật Quốc gia. Hồ sơ được trình bày dưới dạng biểu mẫu cấu trúc gồm nhiều nhóm thông tin (thông tin chung, thông tin pháp lý, giấy tờ liên quan), hỗ trợ chỉnh sửa nội tuyến (chỉnh sửa trực tiếp), tải lên tài liệu và theo dõi mức độ hoàn thiện hồ sơ qua thanh tiến trình. Hệ thống phân biệt hai loại hồ sơ: </w:t>
       </w:r>
       <w:r>
         <w:rPr>
@@ -315,10 +315,10 @@
           <w:b/>
           <w:bCs/>
         </w:rPr>
-        <w:t xml:space="preserve">Phần trên cùng (Top Header)</w:t>
-      </w:r>
-      <w:r>
-        <w:t xml:space="preserve">: Khu vực thông tin tổng quan, hiển thị toàn chiều ngang, bao gồm Ảnh bìa (Cover), Avatar, và các thông tin chung cốt lõi. Tài khoản đăng nhập đã được định danh qua VNeID.</w:t>
+        <w:t xml:space="preserve">Phần trên cùng (Top phần đầu trang)</w:t>
+      </w:r>
+      <w:r>
+        <w:t xml:space="preserve">: Khu vực thông tin tổng quan, hiển thị toàn chiều ngang, bao gồm Ảnh bìa (ảnh bìa), ảnh đại diện, và các thông tin chung cốt lõi. Tài khoản đăng nhập đã được định danh qua VNeID.</w:t>
       </w:r>
     </w:p>
     <w:p>
@@ -333,17 +333,17 @@
         <w:t xml:space="preserve">Khu vực nội dung bên dưới</w:t>
       </w:r>
       <w:r>
-        <w:t xml:space="preserve">: Bố cục hai cột. Cột trái (sidebar) điều hướng "Khu vực cá nhân" có thể </w:t>
+        <w:t xml:space="preserve">: Bố cục hai cột. Cột trái (thanh bên) điều hướng "Khu vực cá nhân" có thể </w:t>
       </w:r>
       <w:r>
         <w:rPr>
           <w:b/>
           <w:bCs/>
         </w:rPr>
-        <w:t xml:space="preserve">thu gọn/mở rộng (collapse/expand)</w:t>
-      </w:r>
-      <w:r>
-        <w:t xml:space="preserve">. Khi mở rộng, hiển thị đầy đủ tiêu đề chức năng; khi thu gọn, chỉ còn hiển thị icon của từng chức năng để tăng không gian cho phần hiển thị chi tiết bên phải. Cột phải (nội dung chính) hiển thị các section thông tin có thể chỉnh sửa nội tuyến.</w:t>
+        <w:t xml:space="preserve">thu gọn/mở rộng (thu gọn/mở rộng)</w:t>
+      </w:r>
+      <w:r>
+        <w:t xml:space="preserve">. Khi mở rộng, hiển thị đầy đủ tiêu đề chức năng; khi thu gọn, chỉ còn hiển thị biểu tượng của từng chức năng để tăng không gian cho phần hiển thị chi tiết bên phải. Cột phải (nội dung chính) hiển thị các phần thông tin có thể chỉnh sửa nội tuyến.</w:t>
       </w:r>
     </w:p>
     <w:p>
@@ -714,7 +714,7 @@
                 <w:sz w:val="18"/>
                 <w:szCs w:val="18"/>
               </w:rPr>
-              <w:t xml:space="preserve">Ảnh đại diện, định dạng JPG/PNG, tối đa 2MB, hiển thị dạng hình tròn 96×96px. Khi hover hiện nút "Thay đổi ảnh".</w:t>
+              <w:t xml:space="preserve">Ảnh đại diện, định dạng JPG/PNG, tối đa 2MB, hiển thị dạng hình tròn 96×96px. Khi rê chuột hiện nút "Thay đổi ảnh".</w:t>
             </w:r>
           </w:p>
         </w:tc>
@@ -819,7 +819,7 @@
                 <w:sz w:val="18"/>
                 <w:szCs w:val="18"/>
               </w:rPr>
-              <w:t xml:space="preserve">Hiển thị họ và tên đầy đủ (Cá nhân) hoặc tên tổ chức (Tổ chức) bên dưới avatar. Không chỉnh sửa trực tiếp tại đây.</w:t>
+              <w:t xml:space="preserve">Hiển thị họ và tên đầy đủ (Cá nhân) hoặc tên tổ chức (Tổ chức) bên dưới ảnh đại diện. Không chỉnh sửa trực tiếp tại đây.</w:t>
             </w:r>
           </w:p>
         </w:tc>
@@ -1029,7 +1029,7 @@
                 <w:sz w:val="18"/>
                 <w:szCs w:val="18"/>
               </w:rPr>
-              <w:t xml:space="preserve">Hiển thị "Đã xác minh" (xanh lá) / "Chưa xác minh" (cam) / "Đang chờ duyệt" (xanh dương). Nhấn vào badge có thể xem hướng dẫn xác minh.</w:t>
+              <w:t xml:space="preserve">Hiển thị "Đã xác minh" (xanh lá) / "Chưa xác minh" (cam) / "Đang chờ duyệt" (xanh dương). Nhấn vào nhãn có thể xem hướng dẫn xác minh.</w:t>
             </w:r>
           </w:p>
         </w:tc>
@@ -1134,7 +1134,7 @@
                 <w:sz w:val="18"/>
                 <w:szCs w:val="18"/>
               </w:rPr>
-              <w:t xml:space="preserve">Hiển thị dạng thanh tròn (circular progress) hoặc thanh ngang với phần trăm số (vd: "70% Hoàn thiện"). Tính dựa trên số trường bắt buộc và tùy chọn đã điền.</w:t>
+              <w:t xml:space="preserve">Hiển thị dạng thanh tròn (tiến trình dạng vòng) hoặc thanh ngang với phần trăm số (vd: "70% Hoàn thiện"). Tính dựa trên số trường bắt buộc và tùy chọn đã điền.</w:t>
             </w:r>
           </w:p>
         </w:tc>
@@ -1239,7 +1239,7 @@
                 <w:sz w:val="18"/>
                 <w:szCs w:val="18"/>
               </w:rPr>
-              <w:t xml:space="preserve">Liệt kê tối đa 3 mục chưa điền, kèm nhãn "Nên điền" hoặc "Bắt buộc". Mỗi mục có liên kết nhảy đến section tương ứng.</w:t>
+              <w:t xml:space="preserve">Liệt kê tối đa 3 mục chưa điền, kèm nhãn "Nên điền" hoặc "Bắt buộc". Mỗi mục có liên kết nhảy đến phần tương ứng.</w:t>
             </w:r>
           </w:p>
         </w:tc>
@@ -1678,7 +1678,7 @@
                 <w:sz w:val="18"/>
                 <w:szCs w:val="18"/>
               </w:rPr>
-              <w:t xml:space="preserve">Mở dialog chọn file ảnh từ máy tính. Sau khi chọn, hiển thị crop tool để căn chỉnh trước khi lưu. Hỗ trợ JPG, PNG, tối đa 2MB.</w:t>
+              <w:t xml:space="preserve">Mở hộp thoại chọn file ảnh từ máy tính. Sau khi chọn, hiển thị crop công cụ để căn chỉnh trước khi lưu. Hỗ trợ JPG, PNG, tối đa 2MB.</w:t>
             </w:r>
           </w:p>
         </w:tc>
@@ -1848,7 +1848,7 @@
                 <w:sz w:val="18"/>
                 <w:szCs w:val="18"/>
               </w:rPr>
-              <w:t xml:space="preserve">Danh sách các section (Thông tin cơ bản, Thông tin liên hệ, Nghề nghiệp, Tài liệu...) — nhấn để scroll đến section tương ứng.</w:t>
+              <w:t xml:space="preserve">Danh sách các phần (Thông tin cơ bản, Thông tin liên hệ, Nghề nghiệp, Tài liệu...) — nhấn để cuộn trang đến phần tương ứng.</w:t>
             </w:r>
           </w:p>
         </w:tc>
@@ -1933,7 +1933,7 @@
                 <w:sz w:val="18"/>
                 <w:szCs w:val="18"/>
               </w:rPr>
-              <w:t xml:space="preserve">Khi người dùng lăn chuột (scroll) xuống dưới, một thanh cố định (sticky bar) sẽ xuất hiện ở cạnh trên màn hình, hiển thị avatar và tên người dùng để giúp người dùng luôn nhận biết được hồ sơ đang xem và hỗ trợ truy cập nhanh các thẻ chức năng nếu cần.</w:t>
+              <w:t xml:space="preserve">Khi người dùng lăn chuột (cuộn trang) xuống dưới, một thanh cố định (thanh cố định) sẽ xuất hiện ở cạnh trên màn hình, hiển thị ảnh đại diện và tên người dùng để giúp người dùng luôn nhận biết được hồ sơ đang xem và hỗ trợ truy cập nhanh các thẻ chức năng nếu cần.</w:t>
             </w:r>
           </w:p>
         </w:tc>
@@ -1992,7 +1992,7 @@
     </w:p>
     <w:p>
       <w:r>
-        <w:t xml:space="preserve">Section "Thông tin cơ bản" trong trang hồ sơ, dành cho tài khoản loại Cá nhân. Hiển thị theo chế độ xem (View mode) mặc định; chuyển sang chế độ chỉnh sửa (Edit mode) khi người dùng nhấn nút "Chỉnh sửa" hoặc nhấn trực tiếp vào một trường.</w:t>
+        <w:t xml:space="preserve">phần "Thông tin cơ bản" trong trang hồ sơ, dành cho tài khoản loại Cá nhân. Hiển thị theo chế độ xem (chế độ xem) mặc định; chuyển sang chế độ chỉnh sửa (chế độ chỉnh sửa) khi người dùng nhấn nút "Chỉnh sửa" hoặc nhấn trực tiếp vào một trường.</w:t>
       </w:r>
     </w:p>
     <w:p>
@@ -3117,7 +3117,7 @@
                 <w:sz w:val="18"/>
                 <w:szCs w:val="18"/>
               </w:rPr>
-              <w:t xml:space="preserve">Chuyển toàn bộ section sang Edit mode: các trường text chuyển thành input, dropdown có thể chọn, date picker xuất hiện.</w:t>
+              <w:t xml:space="preserve">Chuyển toàn bộ phần sang chế độ chỉnh sửa: các trường text chuyển thành input, danh sách thả xuống có thể chọn, bộ chọn ngày xuất hiện.</w:t>
             </w:r>
           </w:p>
         </w:tc>
@@ -3202,7 +3202,7 @@
                 <w:sz w:val="18"/>
                 <w:szCs w:val="18"/>
               </w:rPr>
-              <w:t xml:space="preserve">Validate toàn bộ trường trong section. Nếu hợp lệ: gọi API cập nhật, hiển thị toast "Đã lưu thông tin cơ bản", chuyển lại View mode. Nếu lỗi: hiển thị inline error message dưới từng trường.</w:t>
+              <w:t xml:space="preserve">kiểm tra tính hợp lệ toàn bộ trường trong phần. Nếu hợp lệ: gọi API cập nhật, hiển thị thông báo nhỏ "Đã lưu thông tin cơ bản", chuyển lại chế độ xem. Nếu lỗi: hiển thị thông báo lỗi trực tiếp dưới từng trường.</w:t>
             </w:r>
           </w:p>
         </w:tc>
@@ -3287,7 +3287,7 @@
                 <w:sz w:val="18"/>
                 <w:szCs w:val="18"/>
               </w:rPr>
-              <w:t xml:space="preserve">Hủy toàn bộ thay đổi chưa lưu, chuyển lại View mode với dữ liệu gốc.</w:t>
+              <w:t xml:space="preserve">Hủy toàn bộ thay đổi chưa lưu, chuyển lại chế độ xem với dữ liệu gốc.</w:t>
             </w:r>
           </w:p>
         </w:tc>
@@ -3372,7 +3372,7 @@
                 <w:sz w:val="18"/>
                 <w:szCs w:val="18"/>
               </w:rPr>
-              <w:t xml:space="preserve">Khi ở View mode, click vào giá trị của một trường sẽ kích hoạt chỉnh sửa nội tuyến cho trường đó. Các trường còn lại vẫn ở View mode.</w:t>
+              <w:t xml:space="preserve">Khi ở chế độ xem, click vào giá trị của một trường sẽ kích hoạt chỉnh sửa nội tuyến cho trường đó. Các trường còn lại vẫn ở chế độ xem.</w:t>
             </w:r>
           </w:p>
         </w:tc>
@@ -3431,7 +3431,7 @@
     </w:p>
     <w:p>
       <w:r>
-        <w:t xml:space="preserve">Section "Thông tin liên hệ" trong trang hồ sơ Cá nhân. Hiển thị email đã xác thực (không chỉnh sửa trực tiếp), số điện thoại và các kênh liên hệ phụ.</w:t>
+        <w:t xml:space="preserve">phần "Thông tin liên hệ" trong trang hồ sơ Cá nhân. Hiển thị email đã xác thực (không chỉnh sửa trực tiếp), số điện thoại và các kênh liên hệ phụ.</w:t>
       </w:r>
     </w:p>
     <w:p>
@@ -3697,7 +3697,7 @@
                 <w:sz w:val="18"/>
                 <w:szCs w:val="18"/>
               </w:rPr>
-              <w:t xml:space="preserve">Hiển thị địa chỉ email đã dùng để đăng ký. Kèm badge "Đã xác thực" hoặc "Chưa xác thực". Để thay đổi email phải qua luồng bảo mật riêng (không inline edit).</w:t>
+              <w:t xml:space="preserve">Hiển thị địa chỉ email đã dùng để đăng ký. Kèm nhãn "Đã xác thực" hoặc "Chưa xác thực". Để thay đổi email phải qua luồng bảo mật riêng (không chỉnh sửa trực tiếp).</w:t>
             </w:r>
           </w:p>
         </w:tc>
@@ -3907,7 +3907,7 @@
                 <w:sz w:val="18"/>
                 <w:szCs w:val="18"/>
               </w:rPr>
-              <w:t xml:space="preserve">Định dạng: 10 chữ số, bắt đầu bằng 0. Kèm badge "Đã xác thực" (xanh) / "Chưa xác thực" (cam).</w:t>
+              <w:t xml:space="preserve">Định dạng: 10 chữ số, bắt đầu bằng 0. Kèm nhãn "Đã xác thực" (xanh) / "Chưa xác thực" (cam).</w:t>
             </w:r>
           </w:p>
         </w:tc>
@@ -4117,7 +4117,7 @@
                 <w:sz w:val="18"/>
                 <w:szCs w:val="18"/>
               </w:rPr>
-              <w:t xml:space="preserve">Email liên hệ dự phòng. Validate định dạng email chuẩn.</w:t>
+              <w:t xml:space="preserve">Email liên hệ dự phòng. kiểm tra tính hợp lệ định dạng email chuẩn.</w:t>
             </w:r>
           </w:p>
         </w:tc>
@@ -4222,7 +4222,7 @@
                 <w:sz w:val="18"/>
                 <w:szCs w:val="18"/>
               </w:rPr>
-              <w:t xml:space="preserve">URL hồ sơ LinkedIn, Facebook hoặc website cá nhân. Validate định dạng URL. Tối đa 3 liên kết.</w:t>
+              <w:t xml:space="preserve">URL hồ sơ LinkedIn, Facebook hoặc website cá nhân. kiểm tra tính hợp lệ định dạng URL. Tối đa 3 liên kết.</w:t>
             </w:r>
           </w:p>
         </w:tc>
@@ -4451,7 +4451,7 @@
                 <w:sz w:val="18"/>
                 <w:szCs w:val="18"/>
               </w:rPr>
-              <w:t xml:space="preserve">Cơ chế inline edit tương tự MH02.</w:t>
+              <w:t xml:space="preserve">Cơ chế chỉnh sửa trực tiếp tương tự MH02.</w:t>
             </w:r>
           </w:p>
         </w:tc>
@@ -4536,7 +4536,7 @@
                 <w:sz w:val="18"/>
                 <w:szCs w:val="18"/>
               </w:rPr>
-              <w:t xml:space="preserve">Gọi API gửi OTP 6 số về SĐT. Hiển thị dialog nhập OTP với countdown 120 giây. Sau khi nhập đúng: badge chuyển "Đã xác thực" (xanh).</w:t>
+              <w:t xml:space="preserve">Gọi API gửi OTP 6 số về SĐT. Hiển thị hộp thoại nhập OTP với countdown 120 giây. Sau khi nhập đúng: nhãn chuyển "Đã xác thực" (xanh).</w:t>
             </w:r>
           </w:p>
         </w:tc>
@@ -4765,7 +4765,7 @@
     </w:p>
     <w:p>
       <w:r>
-        <w:t xml:space="preserve">Section "Thông tin nghề nghiệp" – tùy chọn, dành cho người dùng cá nhân muốn khai báo thêm thông tin nghề nghiệp để nhận gợi ý nội dung phù hợp hơn.</w:t>
+        <w:t xml:space="preserve">phần "Thông tin nghề nghiệp" – tùy chọn, dành cho người dùng cá nhân muốn khai báo thêm thông tin nghề nghiệp để nhận gợi ý nội dung phù hợp hơn.</w:t>
       </w:r>
     </w:p>
     <w:p>
@@ -5575,7 +5575,7 @@
                 <w:sz w:val="18"/>
                 <w:szCs w:val="18"/>
               </w:rPr>
-              <w:t xml:space="preserve">Cơ chế inline edit tương tự các section trước.</w:t>
+              <w:t xml:space="preserve">Cơ chế chỉnh sửa trực tiếp tương tự các phần trước.</w:t>
             </w:r>
           </w:p>
         </w:tc>
@@ -5719,7 +5719,7 @@
     </w:p>
     <w:p>
       <w:r>
-        <w:t xml:space="preserve">Section "Tài liệu" trong trang hồ sơ Cá nhân. Cho phép tải lên các giấy tờ tùy thân để phục vụ xác minh danh tính (không bắt buộc với tất cả người dùng, bắt buộc với một số loại giao dịch đặc thù).</w:t>
+        <w:t xml:space="preserve">phần "Tài liệu" trong trang hồ sơ Cá nhân. Cho phép tải lên các giấy tờ tùy thân để phục vụ xác minh danh tính (không bắt buộc với tất cả người dùng, bắt buộc với một số loại giao dịch đặc thù).</w:t>
       </w:r>
     </w:p>
     <w:p>
@@ -6424,7 +6424,7 @@
                 <w:sz w:val="18"/>
                 <w:szCs w:val="18"/>
               </w:rPr>
-              <w:t xml:space="preserve">Khu vực upload có viền nét đứt, hỗ trợ kéo thả file vào. Sau khi chọn file: hiển thị preview thumbnail (với ảnh) hoặc icon file (với PDF), tên file, dung lượng. Nút "Xác nhận tải lên" để submit.</w:t>
+              <w:t xml:space="preserve">Khu vực upload có viền nét đứt, hỗ trợ kéo thả file vào. Sau khi chọn file: hiển thị preview thumbnail (với ảnh) hoặc biểu tượng file (với PDF), tên file, dung lượng. Nút "Xác nhận tải lên" để submit.</w:t>
             </w:r>
           </w:p>
         </w:tc>
@@ -6509,7 +6509,7 @@
                 <w:sz w:val="18"/>
                 <w:szCs w:val="18"/>
               </w:rPr>
-              <w:t xml:space="preserve">Hiện dialog xác nhận "Bạn có chắc muốn xóa tài liệu này?". Sau khi xác nhận: xóa file khỏi hệ thống và cập nhật trạng thái xác minh.</w:t>
+              <w:t xml:space="preserve">Hiện hộp thoại xác nhận "Bạn có chắc muốn xóa tài liệu này?". Sau khi xác nhận: xóa file khỏi hệ thống và cập nhật trạng thái xác minh.</w:t>
             </w:r>
           </w:p>
         </w:tc>
@@ -6738,7 +6738,7 @@
     </w:p>
     <w:p>
       <w:r>
-        <w:t xml:space="preserve">Section "Thông tin tổ chức" trong trang hồ sơ, dành cho tài khoản loại Tổ chức. Thay thế các section MH02–MH04 của hồ sơ Cá nhân.</w:t>
+        <w:t xml:space="preserve">phần "Thông tin tổ chức" trong trang hồ sơ, dành cho tài khoản loại Tổ chức. Thay thế các phần MH02–MH04 của hồ sơ Cá nhân.</w:t>
       </w:r>
     </w:p>
     <w:p>
@@ -7319,7 +7319,7 @@
                 <w:sz w:val="18"/>
                 <w:szCs w:val="18"/>
               </w:rPr>
-              <w:t xml:space="preserve">10 hoặc 13 chữ số. Validate checksum MST Việt Nam.</w:t>
+              <w:t xml:space="preserve">10 hoặc 13 chữ số. kiểm tra tính hợp lệ checksum MST Việt Nam.</w:t>
             </w:r>
           </w:p>
         </w:tc>
@@ -7844,7 +7844,7 @@
                 <w:sz w:val="18"/>
                 <w:szCs w:val="18"/>
               </w:rPr>
-              <w:t xml:space="preserve">Cascade dropdown tương tự MH02.</w:t>
+              <w:t xml:space="preserve">Cascade danh sách thả xuống tương tự MH02.</w:t>
             </w:r>
           </w:p>
         </w:tc>
@@ -8054,7 +8054,7 @@
                 <w:sz w:val="18"/>
                 <w:szCs w:val="18"/>
               </w:rPr>
-              <w:t xml:space="preserve">URL website, validate định dạng.</w:t>
+              <w:t xml:space="preserve">URL website, kiểm tra tính hợp lệ định dạng.</w:t>
             </w:r>
           </w:p>
         </w:tc>
@@ -8532,7 +8532,7 @@
     </w:p>
     <w:p>
       <w:r>
-        <w:t xml:space="preserve">Section "Đại diện pháp lý" trong trang hồ sơ Tổ chức. Lưu thông tin người đại diện theo pháp luật của tổ chức.</w:t>
+        <w:t xml:space="preserve">phần "Đại diện pháp lý" trong trang hồ sơ Tổ chức. Lưu thông tin người đại diện theo pháp luật của tổ chức.</w:t>
       </w:r>
     </w:p>
     <w:p>
@@ -9401,7 +9401,7 @@
     </w:p>
     <w:p>
       <w:r>
-        <w:t xml:space="preserve">Section "Giấy tờ pháp lý" trong trang hồ sơ Tổ chức. Cho phép tải lên các văn bản pháp lý của tổ chức để phục vụ xác minh.</w:t>
+        <w:t xml:space="preserve">phần "Giấy tờ pháp lý" trong trang hồ sơ Tổ chức. Cho phép tải lên các văn bản pháp lý của tổ chức để phục vụ xác minh.</w:t>
       </w:r>
     </w:p>
     <w:p>
